--- a/10.docx
+++ b/10.docx
@@ -111,7 +111,45 @@
           <w:sz w:val="28"/>
           <w:szCs w:val="28"/>
         </w:rPr>
-        <w:t xml:space="preserve">Цель эксперимента: </w:t>
+        <w:t xml:space="preserve">Цель эксперимента: привязать </w:t>
+      </w:r>
+      <w:r>
+        <w:rPr>
+          <w:sz w:val="26"/>
+          <w:szCs w:val="26"/>
+          <w:lang w:val="en-US"/>
+        </w:rPr>
+        <w:t>YOUR</w:t>
+      </w:r>
+      <w:r>
+        <w:rPr>
+          <w:sz w:val="26"/>
+          <w:szCs w:val="26"/>
+        </w:rPr>
+        <w:t>_</w:t>
+      </w:r>
+      <w:r>
+        <w:rPr>
+          <w:sz w:val="26"/>
+          <w:szCs w:val="26"/>
+          <w:lang w:val="en-US"/>
+        </w:rPr>
+        <w:t>PAST</w:t>
+      </w:r>
+      <w:r>
+        <w:rPr>
+          <w:sz w:val="26"/>
+          <w:szCs w:val="26"/>
+        </w:rPr>
+        <w:t>-</w:t>
+      </w:r>
+      <w:r>
+        <w:rPr>
+          <w:sz w:val="26"/>
+          <w:szCs w:val="26"/>
+          <w:lang w:val="en-US"/>
+        </w:rPr>
+        <w:t>D</w:t>
       </w:r>
       <w:r>
         <w:rPr>
@@ -119,102 +157,49 @@
           <w:sz w:val="28"/>
           <w:szCs w:val="28"/>
         </w:rPr>
-        <w:t xml:space="preserve">привязать </w:t>
-      </w:r>
-      <w:r>
-        <w:rPr>
-          <w:sz w:val="26"/>
-          <w:szCs w:val="26"/>
-          <w:lang w:val="en-US"/>
-        </w:rPr>
-        <w:t>YOUR</w:t>
-      </w:r>
-      <w:r>
-        <w:rPr>
-          <w:sz w:val="26"/>
-          <w:szCs w:val="26"/>
-        </w:rPr>
-        <w:t>_</w:t>
-      </w:r>
-      <w:r>
-        <w:rPr>
-          <w:sz w:val="26"/>
-          <w:szCs w:val="26"/>
-          <w:lang w:val="en-US"/>
-        </w:rPr>
-        <w:t>PAST</w:t>
-      </w:r>
-      <w:r>
-        <w:rPr>
-          <w:sz w:val="26"/>
-          <w:szCs w:val="26"/>
-        </w:rPr>
-        <w:t>-</w:t>
-      </w:r>
-      <w:r>
-        <w:rPr>
-          <w:sz w:val="26"/>
-          <w:szCs w:val="26"/>
-          <w:lang w:val="en-US"/>
-        </w:rPr>
-        <w:t>D</w:t>
-      </w:r>
-      <w:r>
+        <w:t xml:space="preserve"> к нигде, что бы это место принимало его за </w:t>
+      </w:r>
+      <w:r>
+        <w:rPr>
+          <w:sz w:val="26"/>
+          <w:szCs w:val="26"/>
+        </w:rPr>
+        <w:t>[</w:t>
+      </w:r>
+      <w:proofErr w:type="spellStart"/>
+      <w:r>
+        <w:rPr>
+          <w:sz w:val="26"/>
+          <w:szCs w:val="26"/>
+        </w:rPr>
+        <w:t>rx_iris</w:t>
+      </w:r>
+      <w:proofErr w:type="spellEnd"/>
+      <w:r>
+        <w:rPr>
+          <w:sz w:val="26"/>
+          <w:szCs w:val="26"/>
+        </w:rPr>
+        <w:t xml:space="preserve">], </w:t>
+      </w:r>
+      <w:r>
+        <w:rPr>
+          <w:i/>
+          <w:sz w:val="26"/>
+          <w:szCs w:val="26"/>
+        </w:rPr>
+        <w:t>с помощью этого можно выбраться из этого места и никогда не возвращаться сюда.</w:t>
+      </w:r>
+    </w:p>
+    <w:p>
+      <w:pPr>
+        <w:spacing w:line="276" w:lineRule="auto"/>
+        <w:ind w:left="-567"/>
         <w:rPr>
           <w:i/>
           <w:sz w:val="28"/>
           <w:szCs w:val="28"/>
         </w:rPr>
-        <w:t xml:space="preserve"> к нигде, что бы это место принимало его за </w:t>
-      </w:r>
-      <w:r>
-        <w:rPr>
-          <w:sz w:val="26"/>
-          <w:szCs w:val="26"/>
-        </w:rPr>
-        <w:t>[</w:t>
-      </w:r>
-      <w:proofErr w:type="spellStart"/>
-      <w:r>
-        <w:rPr>
-          <w:sz w:val="26"/>
-          <w:szCs w:val="26"/>
-        </w:rPr>
-        <w:t>rx_iris</w:t>
-      </w:r>
-      <w:proofErr w:type="spellEnd"/>
-      <w:r>
-        <w:rPr>
-          <w:sz w:val="26"/>
-          <w:szCs w:val="26"/>
-        </w:rPr>
-        <w:t>]</w:t>
-      </w:r>
-      <w:r>
-        <w:rPr>
-          <w:sz w:val="26"/>
-          <w:szCs w:val="26"/>
-        </w:rPr>
-        <w:t xml:space="preserve">, </w:t>
-      </w:r>
-      <w:r>
-        <w:rPr>
-          <w:i/>
-          <w:sz w:val="26"/>
-          <w:szCs w:val="26"/>
-        </w:rPr>
-        <w:t>с помощью этого можно выбраться из этого места и никогда не возвращаться сюда.</w:t>
-      </w:r>
-    </w:p>
-    <w:p>
-      <w:pPr>
-        <w:spacing w:line="276" w:lineRule="auto"/>
-        <w:ind w:left="-567"/>
-        <w:rPr>
-          <w:i/>
-          <w:sz w:val="28"/>
-          <w:szCs w:val="28"/>
-        </w:rPr>
       </w:pPr>
     </w:p>
     <w:p>
@@ -278,28 +263,7 @@
           <w:sz w:val="26"/>
           <w:szCs w:val="26"/>
         </w:rPr>
-        <w:t xml:space="preserve"> – искусственная</w:t>
-      </w:r>
-      <w:r>
-        <w:rPr>
-          <w:sz w:val="26"/>
-          <w:szCs w:val="26"/>
-        </w:rPr>
-        <w:t xml:space="preserve"> копия</w:t>
-      </w:r>
-      <w:r>
-        <w:rPr>
-          <w:sz w:val="26"/>
-          <w:szCs w:val="26"/>
-        </w:rPr>
-        <w:t xml:space="preserve"> созданная </w:t>
-      </w:r>
-      <w:r>
-        <w:rPr>
-          <w:sz w:val="26"/>
-          <w:szCs w:val="26"/>
-        </w:rPr>
-        <w:t>[</w:t>
+        <w:t xml:space="preserve"> – искусственная копия созданная [</w:t>
       </w:r>
       <w:proofErr w:type="spellStart"/>
       <w:r>
@@ -315,28 +279,14 @@
           <w:sz w:val="26"/>
           <w:szCs w:val="26"/>
         </w:rPr>
-        <w:t>]</w:t>
-      </w:r>
-      <w:r>
-        <w:rPr>
-          <w:sz w:val="26"/>
-          <w:szCs w:val="26"/>
-        </w:rPr>
-        <w:t xml:space="preserve">, а так же взята как база поведения и некоторых воспоминаний </w:t>
-      </w:r>
-      <w:r>
-        <w:rPr>
-          <w:sz w:val="26"/>
-          <w:szCs w:val="26"/>
-        </w:rPr>
-        <w:t xml:space="preserve">память </w:t>
-      </w:r>
-      <w:r>
-        <w:rPr>
-          <w:sz w:val="26"/>
-          <w:szCs w:val="26"/>
-        </w:rPr>
-        <w:t>[</w:t>
+        <w:t xml:space="preserve">], а так же взята как база поведения и некоторых воспоминаний </w:t>
+      </w:r>
+      <w:r>
+        <w:rPr>
+          <w:sz w:val="26"/>
+          <w:szCs w:val="26"/>
+        </w:rPr>
+        <w:t>память [</w:t>
       </w:r>
       <w:proofErr w:type="spellStart"/>
       <w:r>
@@ -352,14 +302,7 @@
           <w:sz w:val="26"/>
           <w:szCs w:val="26"/>
         </w:rPr>
-        <w:t>]</w:t>
-      </w:r>
-      <w:r>
-        <w:rPr>
-          <w:sz w:val="26"/>
-          <w:szCs w:val="26"/>
-        </w:rPr>
-        <w:t xml:space="preserve">. Все эти данные хранятся в «копии№10» как в архиве. </w:t>
+        <w:t xml:space="preserve">]. Все эти данные хранятся в «копии№10» как в архиве. </w:t>
       </w:r>
       <w:r>
         <w:rPr>
@@ -595,8 +538,6 @@
           <w:szCs w:val="26"/>
         </w:rPr>
       </w:pPr>
-      <w:bookmarkStart w:id="0" w:name="_GoBack"/>
-      <w:bookmarkEnd w:id="0"/>
     </w:p>
     <w:p>
       <w:pPr>
@@ -638,21 +579,7 @@
           <w:sz w:val="26"/>
           <w:szCs w:val="26"/>
         </w:rPr>
-        <w:t xml:space="preserve">Имея </w:t>
-      </w:r>
-      <w:r>
-        <w:rPr>
-          <w:sz w:val="26"/>
-          <w:szCs w:val="26"/>
-        </w:rPr>
-        <w:t>такие</w:t>
-      </w:r>
-      <w:r>
-        <w:rPr>
-          <w:sz w:val="26"/>
-          <w:szCs w:val="26"/>
-        </w:rPr>
-        <w:t xml:space="preserve"> функции и тот </w:t>
+        <w:t xml:space="preserve">Имея такие функции и тот </w:t>
       </w:r>
       <w:proofErr w:type="gramStart"/>
       <w:r>
@@ -956,6 +883,420 @@
           <w:szCs w:val="26"/>
         </w:rPr>
       </w:pPr>
+    </w:p>
+    <w:p>
+      <w:pPr>
+        <w:ind w:firstLine="0"/>
+        <w:rPr>
+          <w:sz w:val="26"/>
+          <w:szCs w:val="26"/>
+        </w:rPr>
+      </w:pPr>
+    </w:p>
+    <w:p>
+      <w:pPr>
+        <w:spacing w:line="276" w:lineRule="auto"/>
+        <w:ind w:firstLine="0"/>
+        <w:rPr>
+          <w:sz w:val="26"/>
+          <w:szCs w:val="26"/>
+        </w:rPr>
+      </w:pPr>
+      <w:r>
+        <w:rPr>
+          <w:sz w:val="26"/>
+          <w:szCs w:val="26"/>
+        </w:rPr>
+        <w:lastRenderedPageBreak/>
+        <w:t xml:space="preserve">было решено отказаться от выполнения модели </w:t>
+      </w:r>
+      <w:r>
+        <w:rPr>
+          <w:sz w:val="26"/>
+          <w:szCs w:val="26"/>
+          <w:lang w:val="en-US"/>
+        </w:rPr>
+        <w:t>YOUR</w:t>
+      </w:r>
+      <w:r>
+        <w:rPr>
+          <w:sz w:val="26"/>
+          <w:szCs w:val="26"/>
+        </w:rPr>
+        <w:t>_</w:t>
+      </w:r>
+      <w:r>
+        <w:rPr>
+          <w:sz w:val="26"/>
+          <w:szCs w:val="26"/>
+          <w:lang w:val="en-US"/>
+        </w:rPr>
+        <w:t>PAST</w:t>
+      </w:r>
+      <w:r>
+        <w:rPr>
+          <w:sz w:val="26"/>
+          <w:szCs w:val="26"/>
+        </w:rPr>
+        <w:t>-</w:t>
+      </w:r>
+      <w:r>
+        <w:rPr>
+          <w:sz w:val="26"/>
+          <w:szCs w:val="26"/>
+          <w:lang w:val="en-US"/>
+        </w:rPr>
+        <w:t>D</w:t>
+      </w:r>
+      <w:r>
+        <w:rPr>
+          <w:sz w:val="26"/>
+          <w:szCs w:val="26"/>
+        </w:rPr>
+        <w:t xml:space="preserve"> в техническом формате. </w:t>
+      </w:r>
+    </w:p>
+    <w:p>
+      <w:pPr>
+        <w:spacing w:line="276" w:lineRule="auto"/>
+        <w:ind w:firstLine="0"/>
+        <w:rPr>
+          <w:sz w:val="26"/>
+          <w:szCs w:val="26"/>
+        </w:rPr>
+      </w:pPr>
+      <w:r>
+        <w:rPr>
+          <w:sz w:val="26"/>
+          <w:szCs w:val="26"/>
+        </w:rPr>
+        <w:drawing>
+          <wp:inline distT="0" distB="0" distL="0" distR="0" wp14:anchorId="322A72C5" wp14:editId="6799DD9D">
+            <wp:extent cx="3994545" cy="2171700"/>
+            <wp:effectExtent l="0" t="0" r="6350" b="0"/>
+            <wp:docPr id="1" name="Рисунок 1"/>
+            <wp:cNvGraphicFramePr>
+              <a:graphicFrameLocks xmlns:a="http://schemas.openxmlformats.org/drawingml/2006/main" noChangeAspect="1"/>
+            </wp:cNvGraphicFramePr>
+            <a:graphic xmlns:a="http://schemas.openxmlformats.org/drawingml/2006/main">
+              <a:graphicData uri="http://schemas.openxmlformats.org/drawingml/2006/picture">
+                <pic:pic xmlns:pic="http://schemas.openxmlformats.org/drawingml/2006/picture">
+                  <pic:nvPicPr>
+                    <pic:cNvPr id="1" name=""/>
+                    <pic:cNvPicPr/>
+                  </pic:nvPicPr>
+                  <pic:blipFill>
+                    <a:blip r:embed="rId4"/>
+                    <a:stretch>
+                      <a:fillRect/>
+                    </a:stretch>
+                  </pic:blipFill>
+                  <pic:spPr>
+                    <a:xfrm>
+                      <a:off x="0" y="0"/>
+                      <a:ext cx="3996371" cy="2172693"/>
+                    </a:xfrm>
+                    <a:prstGeom prst="rect">
+                      <a:avLst/>
+                    </a:prstGeom>
+                  </pic:spPr>
+                </pic:pic>
+              </a:graphicData>
+            </a:graphic>
+          </wp:inline>
+        </w:drawing>
+      </w:r>
+    </w:p>
+    <w:p>
+      <w:pPr>
+        <w:spacing w:line="276" w:lineRule="auto"/>
+        <w:ind w:firstLine="0"/>
+        <w:rPr>
+          <w:sz w:val="26"/>
+          <w:szCs w:val="26"/>
+        </w:rPr>
+      </w:pPr>
+      <w:r>
+        <w:rPr>
+          <w:sz w:val="26"/>
+          <w:szCs w:val="26"/>
+        </w:rPr>
+        <w:t>Так что данный чертеж более не является актуальным планом.</w:t>
+      </w:r>
+    </w:p>
+    <w:p>
+      <w:pPr>
+        <w:spacing w:line="276" w:lineRule="auto"/>
+        <w:ind w:firstLine="0"/>
+        <w:rPr>
+          <w:sz w:val="26"/>
+          <w:szCs w:val="26"/>
+        </w:rPr>
+      </w:pPr>
+      <w:r>
+        <w:rPr>
+          <w:sz w:val="26"/>
+          <w:szCs w:val="26"/>
+        </w:rPr>
+        <w:t xml:space="preserve">Решение было принято в связи с удавшимся экспериментом создания биологической формы жизни в виде «4». </w:t>
+      </w:r>
+    </w:p>
+    <w:p>
+      <w:pPr>
+        <w:spacing w:line="276" w:lineRule="auto"/>
+        <w:ind w:firstLine="0"/>
+        <w:rPr>
+          <w:sz w:val="26"/>
+          <w:szCs w:val="26"/>
+        </w:rPr>
+      </w:pPr>
+      <w:r>
+        <w:rPr>
+          <w:sz w:val="26"/>
+          <w:szCs w:val="26"/>
+        </w:rPr>
+        <w:t xml:space="preserve">Так же тестовый сотрудник является очень продуктивно полезным, выдвинул свою версию создать оболочку для проекта 10 совместив биоматериал так же искусственные части </w:t>
+      </w:r>
+      <w:r>
+        <w:rPr>
+          <w:sz w:val="26"/>
+          <w:szCs w:val="26"/>
+        </w:rPr>
+        <w:t xml:space="preserve">тела для удобства </w:t>
+      </w:r>
+      <w:r>
+        <w:rPr>
+          <w:sz w:val="26"/>
+          <w:szCs w:val="26"/>
+          <w:lang w:val="en-US"/>
+        </w:rPr>
+        <w:t>YOUR</w:t>
+      </w:r>
+      <w:r>
+        <w:rPr>
+          <w:sz w:val="26"/>
+          <w:szCs w:val="26"/>
+        </w:rPr>
+        <w:t>_</w:t>
+      </w:r>
+      <w:r>
+        <w:rPr>
+          <w:sz w:val="26"/>
+          <w:szCs w:val="26"/>
+          <w:lang w:val="en-US"/>
+        </w:rPr>
+        <w:t>PAST</w:t>
+      </w:r>
+      <w:r>
+        <w:rPr>
+          <w:sz w:val="26"/>
+          <w:szCs w:val="26"/>
+        </w:rPr>
+        <w:t>-</w:t>
+      </w:r>
+      <w:r>
+        <w:rPr>
+          <w:sz w:val="26"/>
+          <w:szCs w:val="26"/>
+          <w:lang w:val="en-US"/>
+        </w:rPr>
+        <w:t>D</w:t>
+      </w:r>
+      <w:r>
+        <w:rPr>
+          <w:sz w:val="26"/>
+          <w:szCs w:val="26"/>
+        </w:rPr>
+        <w:t>. (</w:t>
+      </w:r>
+      <w:r>
+        <w:rPr>
+          <w:sz w:val="26"/>
+          <w:szCs w:val="26"/>
+          <w:lang w:val="en-US"/>
+        </w:rPr>
+        <w:t>YOUR</w:t>
+      </w:r>
+      <w:r>
+        <w:rPr>
+          <w:sz w:val="26"/>
+          <w:szCs w:val="26"/>
+        </w:rPr>
+        <w:t>_</w:t>
+      </w:r>
+      <w:r>
+        <w:rPr>
+          <w:sz w:val="26"/>
+          <w:szCs w:val="26"/>
+          <w:lang w:val="en-US"/>
+        </w:rPr>
+        <w:t>PAST</w:t>
+      </w:r>
+      <w:r>
+        <w:rPr>
+          <w:sz w:val="26"/>
+          <w:szCs w:val="26"/>
+        </w:rPr>
+        <w:t>-</w:t>
+      </w:r>
+      <w:r>
+        <w:rPr>
+          <w:sz w:val="26"/>
+          <w:szCs w:val="26"/>
+          <w:lang w:val="en-US"/>
+        </w:rPr>
+        <w:t>D</w:t>
+      </w:r>
+      <w:r>
+        <w:rPr>
+          <w:sz w:val="26"/>
+          <w:szCs w:val="26"/>
+        </w:rPr>
+        <w:t xml:space="preserve"> является так же хорошим помощником и уже достаточно долго требует себе осязаемое и настоящее тело. Так что я не против пойти </w:t>
+      </w:r>
+      <w:proofErr w:type="gramStart"/>
+      <w:r>
+        <w:rPr>
+          <w:sz w:val="26"/>
+          <w:szCs w:val="26"/>
+        </w:rPr>
+        <w:t>на уступок</w:t>
+      </w:r>
+      <w:proofErr w:type="gramEnd"/>
+      <w:r>
+        <w:rPr>
+          <w:sz w:val="26"/>
+          <w:szCs w:val="26"/>
+        </w:rPr>
+        <w:t>)</w:t>
+      </w:r>
+    </w:p>
+    <w:p>
+      <w:pPr>
+        <w:spacing w:line="276" w:lineRule="auto"/>
+        <w:ind w:left="-567"/>
+        <w:rPr>
+          <w:i/>
+          <w:sz w:val="28"/>
+          <w:szCs w:val="28"/>
+        </w:rPr>
+      </w:pPr>
+    </w:p>
+    <w:p>
+      <w:pPr>
+        <w:pBdr>
+          <w:top w:val="single" w:sz="4" w:space="1" w:color="auto"/>
+        </w:pBdr>
+        <w:spacing w:line="276" w:lineRule="auto"/>
+        <w:ind w:left="-567" w:firstLine="0"/>
+      </w:pPr>
+    </w:p>
+    <w:p>
+      <w:pPr>
+        <w:spacing w:line="276" w:lineRule="auto"/>
+        <w:ind w:firstLine="0"/>
+        <w:rPr>
+          <w:sz w:val="26"/>
+          <w:szCs w:val="26"/>
+        </w:rPr>
+      </w:pPr>
+      <w:r>
+        <w:rPr>
+          <w:sz w:val="26"/>
+          <w:szCs w:val="26"/>
+        </w:rPr>
+        <w:t xml:space="preserve">Модель которая будет использоваться </w:t>
+      </w:r>
+      <w:proofErr w:type="gramStart"/>
+      <w:r>
+        <w:rPr>
+          <w:sz w:val="26"/>
+          <w:szCs w:val="26"/>
+        </w:rPr>
+        <w:t>позже(</w:t>
+      </w:r>
+      <w:proofErr w:type="gramEnd"/>
+      <w:r>
+        <w:rPr>
+          <w:sz w:val="26"/>
+          <w:szCs w:val="26"/>
+        </w:rPr>
+        <w:t>когда настанет момент) вместо версии ранее :</w:t>
+      </w:r>
+    </w:p>
+    <w:p>
+      <w:pPr>
+        <w:spacing w:line="276" w:lineRule="auto"/>
+        <w:ind w:firstLine="0"/>
+        <w:rPr>
+          <w:sz w:val="26"/>
+          <w:szCs w:val="26"/>
+        </w:rPr>
+      </w:pPr>
+      <w:bookmarkStart w:id="0" w:name="_GoBack"/>
+      <w:bookmarkEnd w:id="0"/>
+      <w:r>
+        <w:rPr>
+          <w:sz w:val="26"/>
+          <w:szCs w:val="26"/>
+        </w:rPr>
+        <w:drawing>
+          <wp:anchor distT="0" distB="0" distL="114300" distR="114300" simplePos="0" relativeHeight="251658240" behindDoc="0" locked="0" layoutInCell="1" allowOverlap="1">
+            <wp:simplePos x="1082040" y="6416040"/>
+            <wp:positionH relativeFrom="column">
+              <wp:align>left</wp:align>
+            </wp:positionH>
+            <wp:positionV relativeFrom="paragraph">
+              <wp:align>top</wp:align>
+            </wp:positionV>
+            <wp:extent cx="1744901" cy="2689860"/>
+            <wp:effectExtent l="0" t="0" r="8255" b="0"/>
+            <wp:wrapSquare wrapText="bothSides"/>
+            <wp:docPr id="2" name="Рисунок 2"/>
+            <wp:cNvGraphicFramePr>
+              <a:graphicFrameLocks xmlns:a="http://schemas.openxmlformats.org/drawingml/2006/main" noChangeAspect="1"/>
+            </wp:cNvGraphicFramePr>
+            <a:graphic xmlns:a="http://schemas.openxmlformats.org/drawingml/2006/main">
+              <a:graphicData uri="http://schemas.openxmlformats.org/drawingml/2006/picture">
+                <pic:pic xmlns:pic="http://schemas.openxmlformats.org/drawingml/2006/picture">
+                  <pic:nvPicPr>
+                    <pic:cNvPr id="1" name=""/>
+                    <pic:cNvPicPr/>
+                  </pic:nvPicPr>
+                  <pic:blipFill>
+                    <a:blip r:embed="rId5">
+                      <a:extLst>
+                        <a:ext uri="{28A0092B-C50C-407E-A947-70E740481C1C}">
+                          <a14:useLocalDpi xmlns:a14="http://schemas.microsoft.com/office/drawing/2010/main" val="0"/>
+                        </a:ext>
+                      </a:extLst>
+                    </a:blip>
+                    <a:stretch>
+                      <a:fillRect/>
+                    </a:stretch>
+                  </pic:blipFill>
+                  <pic:spPr>
+                    <a:xfrm>
+                      <a:off x="0" y="0"/>
+                      <a:ext cx="1744901" cy="2689860"/>
+                    </a:xfrm>
+                    <a:prstGeom prst="rect">
+                      <a:avLst/>
+                    </a:prstGeom>
+                  </pic:spPr>
+                </pic:pic>
+              </a:graphicData>
+            </a:graphic>
+          </wp:anchor>
+        </w:drawing>
+      </w:r>
+      <w:r>
+        <w:rPr>
+          <w:sz w:val="26"/>
+          <w:szCs w:val="26"/>
+        </w:rPr>
+        <w:br w:type="textWrapping" w:clear="all"/>
+      </w:r>
     </w:p>
     <w:sectPr>
       <w:pgSz w:w="11906" w:h="16838"/>
@@ -1360,7 +1701,7 @@
   <w:style w:type="paragraph" w:default="1" w:styleId="a">
     <w:name w:val="Normal"/>
     <w:qFormat/>
-    <w:rsid w:val="00A21D9D"/>
+    <w:rsid w:val="00BE093B"/>
     <w:pPr>
       <w:spacing w:after="0" w:line="480" w:lineRule="auto"/>
       <w:ind w:firstLine="720"/>
@@ -1420,10 +1761,10 @@
   <a:themeElements>
     <a:clrScheme name="Стандартная">
       <a:dk1>
-        <a:sysClr val="windowText" lastClr="000000"/>
+        <a:sysClr val="windowText" lastClr="FFFFFF"/>
       </a:dk1>
       <a:lt1>
-        <a:sysClr val="window" lastClr="FFFFFF"/>
+        <a:sysClr val="window" lastClr="202020"/>
       </a:lt1>
       <a:dk2>
         <a:srgbClr val="44546A"/>
